--- a/HCM_KS25_NguyenTanDu_De02.docx
+++ b/HCM_KS25_NguyenTanDu_De02.docx
@@ -2,1328 +2,7 @@
 <file path=word/document.xml><?xml version="1.0" encoding="utf-8"?>
 <w:document xmlns:wpc="http://schemas.microsoft.com/office/word/2010/wordprocessingCanvas" xmlns:cx="http://schemas.microsoft.com/office/drawing/2014/chartex" xmlns:cx1="http://schemas.microsoft.com/office/drawing/2015/9/8/chartex" xmlns:cx2="http://schemas.microsoft.com/office/drawing/2015/10/21/chartex" xmlns:cx3="http://schemas.microsoft.com/office/drawing/2016/5/9/chartex" xmlns:cx4="http://schemas.microsoft.com/office/drawing/2016/5/10/chartex" xmlns:cx5="http://schemas.microsoft.com/office/drawing/2016/5/11/chartex" xmlns:cx6="http://schemas.microsoft.com/office/drawing/2016/5/12/chartex" xmlns:cx7="http://schemas.microsoft.com/office/drawing/2016/5/13/chartex" xmlns:cx8="http://schemas.microsoft.com/office/drawing/2016/5/14/chartex" xmlns:mc="http://schemas.openxmlformats.org/markup-compatibility/2006" xmlns:aink="http://schemas.microsoft.com/office/drawing/2016/ink" xmlns:am3d="http://schemas.microsoft.com/office/drawing/2017/model3d" xmlns:o="urn:schemas-microsoft-com:office:office" xmlns:oel="http://schemas.microsoft.com/office/2019/extlst" xmlns:r="http://schemas.openxmlformats.org/officeDocument/2006/relationships" xmlns:m="http://schemas.openxmlformats.org/officeDocument/2006/math" xmlns:v="urn:schemas-microsoft-com:vml" xmlns:wp14="http://schemas.microsoft.com/office/word/2010/wordprocessingDrawing" xmlns:wp="http://schemas.openxmlformats.org/drawingml/2006/wordprocessingDrawing" xmlns:w10="urn:schemas-microsoft-com:office:word" xmlns:w="http://schemas.openxmlformats.org/wordprocessingml/2006/main" xmlns:w14="http://schemas.microsoft.com/office/word/2010/wordml" xmlns:w15="http://schemas.microsoft.com/office/word/2012/wordml" xmlns:w16cex="http://schemas.microsoft.com/office/word/2018/wordml/cex" xmlns:w16cid="http://schemas.microsoft.com/office/word/2016/wordml/cid" xmlns:w16="http://schemas.microsoft.com/office/word/2018/wordml" xmlns:w16du="http://schemas.microsoft.com/office/word/2023/wordml/word16du" xmlns:w16sdtdh="http://schemas.microsoft.com/office/word/2020/wordml/sdtdatahash" xmlns:w16sdtfl="http://schemas.microsoft.com/office/word/2024/wordml/sdtformatlock" xmlns:w16se="http://schemas.microsoft.com/office/word/2015/wordml/symex" xmlns:wpg="http://schemas.microsoft.com/office/word/2010/wordprocessingGroup" xmlns:wpi="http://schemas.microsoft.com/office/word/2010/wordprocessingInk" xmlns:wne="http://schemas.microsoft.com/office/word/2006/wordml" xmlns:wps="http://schemas.microsoft.com/office/word/2010/wordprocessingShape" mc:Ignorable="w14 w15 w16se w16cid w16 w16cex w16sdtdh w16sdtfl w16du wp14">
   <w:body>
-    <w:p>
-      <w:pPr>
-        <w:jc w:val="center"/>
-        <w:rPr>
-          <w:rFonts w:asciiTheme="majorHAnsi" w:hAnsiTheme="majorHAnsi" w:cstheme="majorHAnsi"/>
-          <w:sz w:val="32"/>
-          <w:szCs w:val="32"/>
-        </w:rPr>
-      </w:pPr>
-      <w:r>
-        <w:rPr>
-          <w:rFonts w:asciiTheme="majorHAnsi" w:hAnsiTheme="majorHAnsi" w:cstheme="majorHAnsi"/>
-          <w:sz w:val="32"/>
-          <w:szCs w:val="32"/>
-        </w:rPr>
-        <w:t>KIỂM TRA KẾT</w:t>
-      </w:r>
-      <w:r>
-        <w:rPr>
-          <w:rFonts w:asciiTheme="majorHAnsi" w:hAnsiTheme="majorHAnsi" w:cstheme="majorHAnsi"/>
-          <w:sz w:val="32"/>
-          <w:szCs w:val="32"/>
-        </w:rPr>
-        <w:t xml:space="preserve"> THÚC HỌC PHẦN MÔN IT105</w:t>
-      </w:r>
-    </w:p>
-    <w:p>
-      <w:pPr>
-        <w:jc w:val="both"/>
-        <w:rPr>
-          <w:rFonts w:asciiTheme="majorHAnsi" w:hAnsiTheme="majorHAnsi" w:cstheme="majorHAnsi"/>
-          <w:sz w:val="32"/>
-          <w:szCs w:val="32"/>
-        </w:rPr>
-      </w:pPr>
-      <w:r>
-        <w:rPr>
-          <w:rFonts w:asciiTheme="majorHAnsi" w:hAnsiTheme="majorHAnsi" w:cstheme="majorHAnsi"/>
-          <w:sz w:val="32"/>
-          <w:szCs w:val="32"/>
-        </w:rPr>
-        <w:t>Đề số:</w:t>
-      </w:r>
-    </w:p>
-    <w:p>
-      <w:pPr>
-        <w:pStyle w:val="ListParagraph"/>
-        <w:numPr>
-          <w:ilvl w:val="0"/>
-          <w:numId w:val="1"/>
-        </w:numPr>
-        <w:jc w:val="both"/>
-        <w:rPr>
-          <w:rFonts w:asciiTheme="majorHAnsi" w:hAnsiTheme="majorHAnsi" w:cstheme="majorHAnsi"/>
-          <w:sz w:val="32"/>
-          <w:szCs w:val="32"/>
-        </w:rPr>
-      </w:pPr>
-      <w:r>
-        <w:rPr>
-          <w:rFonts w:asciiTheme="majorHAnsi" w:hAnsiTheme="majorHAnsi" w:cstheme="majorHAnsi"/>
-          <w:sz w:val="32"/>
-          <w:szCs w:val="32"/>
-        </w:rPr>
-        <w:t>Phân tích yêu cầu:</w:t>
-      </w:r>
-    </w:p>
-    <w:tbl>
-      <w:tblPr>
-        <w:tblStyle w:val="TableGrid"/>
-        <w:tblW w:w="0" w:type="auto"/>
-        <w:tblLook w:val="04A0" w:firstRow="1" w:lastRow="0" w:firstColumn="1" w:lastColumn="0" w:noHBand="0" w:noVBand="1"/>
-      </w:tblPr>
-      <w:tblGrid>
-        <w:gridCol w:w="4508"/>
-        <w:gridCol w:w="4508"/>
-      </w:tblGrid>
-      <w:tr>
-        <w:tc>
-          <w:tcPr>
-            <w:tcW w:w="4508" w:type="dxa"/>
-          </w:tcPr>
-          <w:p>
-            <w:pPr>
-              <w:jc w:val="both"/>
-              <w:rPr>
-                <w:rFonts w:asciiTheme="majorHAnsi" w:hAnsiTheme="majorHAnsi" w:cstheme="majorHAnsi"/>
-                <w:sz w:val="32"/>
-                <w:szCs w:val="32"/>
-              </w:rPr>
-            </w:pPr>
-            <w:r>
-              <w:rPr>
-                <w:rFonts w:asciiTheme="majorHAnsi" w:hAnsiTheme="majorHAnsi" w:cstheme="majorHAnsi"/>
-                <w:sz w:val="32"/>
-                <w:szCs w:val="32"/>
-              </w:rPr>
-              <w:t>Mục</w:t>
-            </w:r>
-          </w:p>
-        </w:tc>
-        <w:tc>
-          <w:tcPr>
-            <w:tcW w:w="4508" w:type="dxa"/>
-          </w:tcPr>
-          <w:p>
-            <w:pPr>
-              <w:jc w:val="both"/>
-              <w:rPr>
-                <w:rFonts w:asciiTheme="majorHAnsi" w:hAnsiTheme="majorHAnsi" w:cstheme="majorHAnsi"/>
-                <w:sz w:val="32"/>
-                <w:szCs w:val="32"/>
-              </w:rPr>
-            </w:pPr>
-            <w:r>
-              <w:rPr>
-                <w:rFonts w:asciiTheme="majorHAnsi" w:hAnsiTheme="majorHAnsi" w:cstheme="majorHAnsi"/>
-                <w:sz w:val="32"/>
-                <w:szCs w:val="32"/>
-              </w:rPr>
-              <w:t>Nội dung</w:t>
-            </w:r>
-          </w:p>
-        </w:tc>
-      </w:tr>
-      <w:tr>
-        <w:tc>
-          <w:tcPr>
-            <w:tcW w:w="4508" w:type="dxa"/>
-          </w:tcPr>
-          <w:p>
-            <w:pPr>
-              <w:jc w:val="both"/>
-              <w:rPr>
-                <w:rFonts w:asciiTheme="majorHAnsi" w:hAnsiTheme="majorHAnsi" w:cstheme="majorHAnsi"/>
-                <w:sz w:val="32"/>
-                <w:szCs w:val="32"/>
-              </w:rPr>
-            </w:pPr>
-            <w:r>
-              <w:rPr>
-                <w:rFonts w:asciiTheme="majorHAnsi" w:hAnsiTheme="majorHAnsi" w:cstheme="majorHAnsi"/>
-                <w:sz w:val="32"/>
-                <w:szCs w:val="32"/>
-              </w:rPr>
-              <w:t>Actor chính – Vai trò</w:t>
-            </w:r>
-          </w:p>
-        </w:tc>
-        <w:tc>
-          <w:tcPr>
-            <w:tcW w:w="4508" w:type="dxa"/>
-          </w:tcPr>
-          <w:p>
-            <w:pPr>
-              <w:jc w:val="both"/>
-              <w:rPr>
-                <w:rFonts w:asciiTheme="majorHAnsi" w:hAnsiTheme="majorHAnsi" w:cstheme="majorHAnsi"/>
-                <w:sz w:val="32"/>
-                <w:szCs w:val="32"/>
-              </w:rPr>
-            </w:pPr>
-            <w:r>
-              <w:rPr>
-                <w:rFonts w:asciiTheme="majorHAnsi" w:hAnsiTheme="majorHAnsi" w:cstheme="majorHAnsi"/>
-                <w:sz w:val="32"/>
-                <w:szCs w:val="32"/>
-              </w:rPr>
-              <w:t>Người dùng là actor chính với vai trò là thao tác với hệ thống để thực hiện “Đặt phòng”</w:t>
-            </w:r>
-          </w:p>
-        </w:tc>
-      </w:tr>
-      <w:tr>
-        <w:tc>
-          <w:tcPr>
-            <w:tcW w:w="4508" w:type="dxa"/>
-          </w:tcPr>
-          <w:p>
-            <w:pPr>
-              <w:jc w:val="both"/>
-              <w:rPr>
-                <w:rFonts w:asciiTheme="majorHAnsi" w:hAnsiTheme="majorHAnsi" w:cstheme="majorHAnsi"/>
-                <w:sz w:val="32"/>
-                <w:szCs w:val="32"/>
-              </w:rPr>
-            </w:pPr>
-            <w:r>
-              <w:rPr>
-                <w:rFonts w:asciiTheme="majorHAnsi" w:hAnsiTheme="majorHAnsi" w:cstheme="majorHAnsi"/>
-                <w:sz w:val="32"/>
-                <w:szCs w:val="32"/>
-              </w:rPr>
-              <w:t>Yêu cầu chức năng</w:t>
-            </w:r>
-          </w:p>
-        </w:tc>
-        <w:tc>
-          <w:tcPr>
-            <w:tcW w:w="4508" w:type="dxa"/>
-          </w:tcPr>
-          <w:p>
-            <w:pPr>
-              <w:jc w:val="both"/>
-              <w:rPr>
-                <w:rFonts w:asciiTheme="majorHAnsi" w:hAnsiTheme="majorHAnsi" w:cstheme="majorHAnsi"/>
-                <w:sz w:val="32"/>
-                <w:szCs w:val="32"/>
-              </w:rPr>
-            </w:pPr>
-            <w:r>
-              <w:rPr>
-                <w:rFonts w:asciiTheme="majorHAnsi" w:hAnsiTheme="majorHAnsi" w:cstheme="majorHAnsi"/>
-                <w:sz w:val="32"/>
-                <w:szCs w:val="32"/>
-              </w:rPr>
-              <w:t xml:space="preserve">+ </w:t>
-            </w:r>
-            <w:r>
-              <w:rPr>
-                <w:rFonts w:asciiTheme="majorHAnsi" w:hAnsiTheme="majorHAnsi" w:cstheme="majorHAnsi"/>
-                <w:sz w:val="32"/>
-                <w:szCs w:val="32"/>
-              </w:rPr>
-              <w:t>Kiểm tra thông tin đăng nhập, tính toán và xử lí</w:t>
-            </w:r>
-            <w:r>
-              <w:rPr>
-                <w:rFonts w:asciiTheme="majorHAnsi" w:hAnsiTheme="majorHAnsi" w:cstheme="majorHAnsi"/>
-                <w:sz w:val="32"/>
-                <w:szCs w:val="32"/>
-              </w:rPr>
-              <w:t xml:space="preserve"> (hợp lệ hay không hợp lệ) của</w:t>
-            </w:r>
-            <w:r>
-              <w:rPr>
-                <w:rFonts w:asciiTheme="majorHAnsi" w:hAnsiTheme="majorHAnsi" w:cstheme="majorHAnsi"/>
-                <w:sz w:val="32"/>
-                <w:szCs w:val="32"/>
-              </w:rPr>
-              <w:t xml:space="preserve"> ngày </w:t>
-            </w:r>
-            <w:r>
-              <w:rPr>
-                <w:rFonts w:asciiTheme="majorHAnsi" w:hAnsiTheme="majorHAnsi" w:cstheme="majorHAnsi"/>
-                <w:sz w:val="32"/>
-                <w:szCs w:val="32"/>
-              </w:rPr>
-              <w:t>nhận phòng, ngày trả phòng.</w:t>
-            </w:r>
-          </w:p>
-          <w:p>
-            <w:pPr>
-              <w:jc w:val="both"/>
-              <w:rPr>
-                <w:rFonts w:asciiTheme="majorHAnsi" w:hAnsiTheme="majorHAnsi" w:cstheme="majorHAnsi"/>
-                <w:sz w:val="32"/>
-                <w:szCs w:val="32"/>
-              </w:rPr>
-            </w:pPr>
-            <w:r>
-              <w:rPr>
-                <w:rFonts w:asciiTheme="majorHAnsi" w:hAnsiTheme="majorHAnsi" w:cstheme="majorHAnsi"/>
-                <w:sz w:val="32"/>
-                <w:szCs w:val="32"/>
-              </w:rPr>
-              <w:t>+ Hiển thị các loại phòng và phân loại phòng trống.</w:t>
-            </w:r>
-          </w:p>
-          <w:p>
-            <w:pPr>
-              <w:jc w:val="both"/>
-              <w:rPr>
-                <w:rFonts w:asciiTheme="majorHAnsi" w:hAnsiTheme="majorHAnsi" w:cstheme="majorHAnsi"/>
-                <w:sz w:val="32"/>
-                <w:szCs w:val="32"/>
-              </w:rPr>
-            </w:pPr>
-            <w:r>
-              <w:rPr>
-                <w:rFonts w:asciiTheme="majorHAnsi" w:hAnsiTheme="majorHAnsi" w:cstheme="majorHAnsi"/>
-                <w:sz w:val="32"/>
-                <w:szCs w:val="32"/>
-              </w:rPr>
-              <w:t>+ Kiểm tra xử lí số lượng phòng, dịch vụ đi kèm, yêu cầu đặc biệt và cho phép đặt phòng.</w:t>
-            </w:r>
-          </w:p>
-          <w:p>
-            <w:pPr>
-              <w:jc w:val="both"/>
-              <w:rPr>
-                <w:rFonts w:asciiTheme="majorHAnsi" w:hAnsiTheme="majorHAnsi" w:cstheme="majorHAnsi"/>
-                <w:sz w:val="32"/>
-                <w:szCs w:val="32"/>
-              </w:rPr>
-            </w:pPr>
-            <w:r>
-              <w:rPr>
-                <w:rFonts w:asciiTheme="majorHAnsi" w:hAnsiTheme="majorHAnsi" w:cstheme="majorHAnsi"/>
-                <w:sz w:val="32"/>
-                <w:szCs w:val="32"/>
-              </w:rPr>
-              <w:t>+ Tính toán chi phí đặt phòng.</w:t>
-            </w:r>
-          </w:p>
-          <w:p>
-            <w:pPr>
-              <w:jc w:val="both"/>
-              <w:rPr>
-                <w:rFonts w:asciiTheme="majorHAnsi" w:hAnsiTheme="majorHAnsi" w:cstheme="majorHAnsi"/>
-                <w:sz w:val="32"/>
-                <w:szCs w:val="32"/>
-              </w:rPr>
-            </w:pPr>
-            <w:r>
-              <w:rPr>
-                <w:rFonts w:asciiTheme="majorHAnsi" w:hAnsiTheme="majorHAnsi" w:cstheme="majorHAnsi"/>
-                <w:sz w:val="32"/>
-                <w:szCs w:val="32"/>
-              </w:rPr>
-              <w:t>+ Tạo đơn đặt phòng, cấp mã phòng và gửi thông báo đến khách hàng</w:t>
-            </w:r>
-          </w:p>
-        </w:tc>
-      </w:tr>
-      <w:tr>
-        <w:tc>
-          <w:tcPr>
-            <w:tcW w:w="4508" w:type="dxa"/>
-          </w:tcPr>
-          <w:p>
-            <w:pPr>
-              <w:jc w:val="both"/>
-              <w:rPr>
-                <w:rFonts w:asciiTheme="majorHAnsi" w:hAnsiTheme="majorHAnsi" w:cstheme="majorHAnsi"/>
-                <w:sz w:val="32"/>
-                <w:szCs w:val="32"/>
-              </w:rPr>
-            </w:pPr>
-            <w:r>
-              <w:rPr>
-                <w:rFonts w:asciiTheme="majorHAnsi" w:hAnsiTheme="majorHAnsi" w:cstheme="majorHAnsi"/>
-                <w:sz w:val="32"/>
-                <w:szCs w:val="32"/>
-              </w:rPr>
-              <w:t>Yêu cầu phi chức năng</w:t>
-            </w:r>
-          </w:p>
-        </w:tc>
-        <w:tc>
-          <w:tcPr>
-            <w:tcW w:w="4508" w:type="dxa"/>
-          </w:tcPr>
-          <w:p>
-            <w:pPr>
-              <w:jc w:val="both"/>
-              <w:rPr>
-                <w:rFonts w:asciiTheme="majorHAnsi" w:hAnsiTheme="majorHAnsi" w:cstheme="majorHAnsi"/>
-                <w:sz w:val="32"/>
-                <w:szCs w:val="32"/>
-              </w:rPr>
-            </w:pPr>
-            <w:r>
-              <w:rPr>
-                <w:rFonts w:asciiTheme="majorHAnsi" w:hAnsiTheme="majorHAnsi" w:cstheme="majorHAnsi"/>
-                <w:sz w:val="32"/>
-                <w:szCs w:val="32"/>
-              </w:rPr>
-              <w:t>+ Hiệu năng: Tốc độ xử lí của hệ thông có độ trễ tối đa là 3 giây tính từ lúc khách hàng xác nhận đặt phòng.</w:t>
-            </w:r>
-          </w:p>
-          <w:p>
-            <w:pPr>
-              <w:jc w:val="both"/>
-              <w:rPr>
-                <w:rFonts w:asciiTheme="majorHAnsi" w:hAnsiTheme="majorHAnsi" w:cstheme="majorHAnsi"/>
-                <w:sz w:val="32"/>
-                <w:szCs w:val="32"/>
-              </w:rPr>
-            </w:pPr>
-            <w:r>
-              <w:rPr>
-                <w:rFonts w:asciiTheme="majorHAnsi" w:hAnsiTheme="majorHAnsi" w:cstheme="majorHAnsi"/>
-                <w:sz w:val="32"/>
-                <w:szCs w:val="32"/>
-              </w:rPr>
-              <w:t>+ Bảo mật: Thông tin của khách hàng phải được mã hóa khi tiến hành lưu trữ đặc biệt là email và stđ</w:t>
-            </w:r>
-          </w:p>
-        </w:tc>
-      </w:tr>
-      <w:tr>
-        <w:tc>
-          <w:tcPr>
-            <w:tcW w:w="4508" w:type="dxa"/>
-          </w:tcPr>
-          <w:p>
-            <w:pPr>
-              <w:jc w:val="both"/>
-              <w:rPr>
-                <w:rFonts w:asciiTheme="majorHAnsi" w:hAnsiTheme="majorHAnsi" w:cstheme="majorHAnsi"/>
-                <w:sz w:val="32"/>
-                <w:szCs w:val="32"/>
-              </w:rPr>
-            </w:pPr>
-            <w:r>
-              <w:rPr>
-                <w:rFonts w:asciiTheme="majorHAnsi" w:hAnsiTheme="majorHAnsi" w:cstheme="majorHAnsi"/>
-                <w:sz w:val="32"/>
-                <w:szCs w:val="32"/>
-              </w:rPr>
-              <w:t xml:space="preserve">BR1 </w:t>
-            </w:r>
-            <w:r>
-              <w:rPr>
-                <w:rFonts w:asciiTheme="majorHAnsi" w:hAnsiTheme="majorHAnsi" w:cstheme="majorHAnsi"/>
-                <w:sz w:val="32"/>
-                <w:szCs w:val="32"/>
-              </w:rPr>
-              <w:t>–</w:t>
-            </w:r>
-            <w:r>
-              <w:rPr>
-                <w:rFonts w:asciiTheme="majorHAnsi" w:hAnsiTheme="majorHAnsi" w:cstheme="majorHAnsi"/>
-                <w:sz w:val="32"/>
-                <w:szCs w:val="32"/>
-              </w:rPr>
-              <w:t xml:space="preserve"> Ngày nhận phòng phải trong vòng 90 ngày tới, mỗi lần đặt tối đa 14 đêm</w:t>
-            </w:r>
-            <w:r>
-              <w:rPr>
-                <w:rFonts w:asciiTheme="majorHAnsi" w:hAnsiTheme="majorHAnsi" w:cstheme="majorHAnsi"/>
-                <w:sz w:val="32"/>
-                <w:szCs w:val="32"/>
-              </w:rPr>
-              <w:t xml:space="preserve"> </w:t>
-            </w:r>
-          </w:p>
-        </w:tc>
-        <w:tc>
-          <w:tcPr>
-            <w:tcW w:w="4508" w:type="dxa"/>
-          </w:tcPr>
-          <w:p>
-            <w:pPr>
-              <w:jc w:val="both"/>
-              <w:rPr>
-                <w:rFonts w:asciiTheme="majorHAnsi" w:hAnsiTheme="majorHAnsi" w:cstheme="majorHAnsi"/>
-                <w:sz w:val="32"/>
-                <w:szCs w:val="32"/>
-              </w:rPr>
-            </w:pPr>
-            <w:r>
-              <w:rPr>
-                <w:rFonts w:asciiTheme="majorHAnsi" w:hAnsiTheme="majorHAnsi" w:cstheme="majorHAnsi"/>
-                <w:sz w:val="32"/>
-                <w:szCs w:val="32"/>
-              </w:rPr>
-              <w:t>Use Case chịu tác động: Chọn ngày đặt phòng và ngày trả phòng</w:t>
-            </w:r>
-          </w:p>
-        </w:tc>
-      </w:tr>
-      <w:tr>
-        <w:tc>
-          <w:tcPr>
-            <w:tcW w:w="4508" w:type="dxa"/>
-          </w:tcPr>
-          <w:p>
-            <w:pPr>
-              <w:jc w:val="both"/>
-              <w:rPr>
-                <w:rFonts w:asciiTheme="majorHAnsi" w:hAnsiTheme="majorHAnsi" w:cstheme="majorHAnsi"/>
-                <w:sz w:val="32"/>
-                <w:szCs w:val="32"/>
-              </w:rPr>
-            </w:pPr>
-            <w:r>
-              <w:rPr>
-                <w:rFonts w:asciiTheme="majorHAnsi" w:hAnsiTheme="majorHAnsi" w:cstheme="majorHAnsi"/>
-                <w:sz w:val="32"/>
-                <w:szCs w:val="32"/>
-              </w:rPr>
-              <w:t>BR2 – Mỗi khách sạn có nhiều loại phòng, mỗi loại phòng thuộc một khách sạn và có một số lượng phòng nhất định</w:t>
-            </w:r>
-          </w:p>
-        </w:tc>
-        <w:tc>
-          <w:tcPr>
-            <w:tcW w:w="4508" w:type="dxa"/>
-          </w:tcPr>
-          <w:p>
-            <w:pPr>
-              <w:jc w:val="both"/>
-              <w:rPr>
-                <w:rFonts w:asciiTheme="majorHAnsi" w:hAnsiTheme="majorHAnsi" w:cstheme="majorHAnsi"/>
-                <w:sz w:val="32"/>
-                <w:szCs w:val="32"/>
-              </w:rPr>
-            </w:pPr>
-            <w:r>
-              <w:rPr>
-                <w:rFonts w:asciiTheme="majorHAnsi" w:hAnsiTheme="majorHAnsi" w:cstheme="majorHAnsi"/>
-                <w:sz w:val="32"/>
-                <w:szCs w:val="32"/>
-              </w:rPr>
-              <w:t xml:space="preserve">Use Case chịu tác động: </w:t>
-            </w:r>
-          </w:p>
-          <w:p>
-            <w:pPr>
-              <w:jc w:val="both"/>
-              <w:rPr>
-                <w:rFonts w:asciiTheme="majorHAnsi" w:hAnsiTheme="majorHAnsi" w:cstheme="majorHAnsi"/>
-                <w:sz w:val="32"/>
-                <w:szCs w:val="32"/>
-              </w:rPr>
-            </w:pPr>
-            <w:r>
-              <w:rPr>
-                <w:rFonts w:asciiTheme="majorHAnsi" w:hAnsiTheme="majorHAnsi" w:cstheme="majorHAnsi"/>
-                <w:sz w:val="32"/>
-                <w:szCs w:val="32"/>
-              </w:rPr>
-              <w:t>+ Hệ thống hiển thị các loại phòng</w:t>
-            </w:r>
-          </w:p>
-          <w:p>
-            <w:pPr>
-              <w:jc w:val="both"/>
-              <w:rPr>
-                <w:rFonts w:asciiTheme="majorHAnsi" w:hAnsiTheme="majorHAnsi" w:cstheme="majorHAnsi"/>
-                <w:sz w:val="32"/>
-                <w:szCs w:val="32"/>
-              </w:rPr>
-            </w:pPr>
-            <w:r>
-              <w:rPr>
-                <w:rFonts w:asciiTheme="majorHAnsi" w:hAnsiTheme="majorHAnsi" w:cstheme="majorHAnsi"/>
-                <w:sz w:val="32"/>
-                <w:szCs w:val="32"/>
-              </w:rPr>
-              <w:lastRenderedPageBreak/>
-              <w:t>+ Chọn một loại phòng, nhập số khách và bấm “tiếp tục”</w:t>
-            </w:r>
-          </w:p>
-          <w:p>
-            <w:pPr>
-              <w:jc w:val="both"/>
-              <w:rPr>
-                <w:rFonts w:asciiTheme="majorHAnsi" w:hAnsiTheme="majorHAnsi" w:cstheme="majorHAnsi"/>
-                <w:sz w:val="32"/>
-                <w:szCs w:val="32"/>
-              </w:rPr>
-            </w:pPr>
-            <w:r>
-              <w:rPr>
-                <w:rFonts w:asciiTheme="majorHAnsi" w:hAnsiTheme="majorHAnsi" w:cstheme="majorHAnsi"/>
-                <w:sz w:val="32"/>
-                <w:szCs w:val="32"/>
-              </w:rPr>
-              <w:t>+ Hệ thống kiểm tra loại phòng trống, tạo đơn đặt phòng, cấp mã đặt phòng, gửi email xác nhận, hiển thị thành công</w:t>
-            </w:r>
-          </w:p>
-        </w:tc>
-      </w:tr>
-      <w:tr>
-        <w:tc>
-          <w:tcPr>
-            <w:tcW w:w="4508" w:type="dxa"/>
-          </w:tcPr>
-          <w:p>
-            <w:pPr>
-              <w:jc w:val="both"/>
-              <w:rPr>
-                <w:rFonts w:asciiTheme="majorHAnsi" w:hAnsiTheme="majorHAnsi" w:cstheme="majorHAnsi"/>
-                <w:sz w:val="32"/>
-                <w:szCs w:val="32"/>
-              </w:rPr>
-            </w:pPr>
-            <w:r>
-              <w:rPr>
-                <w:rFonts w:asciiTheme="majorHAnsi" w:hAnsiTheme="majorHAnsi" w:cstheme="majorHAnsi"/>
-                <w:sz w:val="32"/>
-                <w:szCs w:val="32"/>
-              </w:rPr>
-              <w:lastRenderedPageBreak/>
-              <w:t>Điểm chưa rõ</w:t>
-            </w:r>
-          </w:p>
-        </w:tc>
-        <w:tc>
-          <w:tcPr>
-            <w:tcW w:w="4508" w:type="dxa"/>
-          </w:tcPr>
-          <w:p>
-            <w:pPr>
-              <w:jc w:val="both"/>
-              <w:rPr>
-                <w:rFonts w:asciiTheme="majorHAnsi" w:hAnsiTheme="majorHAnsi" w:cstheme="majorHAnsi"/>
-                <w:sz w:val="32"/>
-                <w:szCs w:val="32"/>
-              </w:rPr>
-            </w:pPr>
-            <w:r>
-              <w:rPr>
-                <w:rFonts w:asciiTheme="majorHAnsi" w:hAnsiTheme="majorHAnsi" w:cstheme="majorHAnsi"/>
-                <w:sz w:val="32"/>
-                <w:szCs w:val="32"/>
-              </w:rPr>
-              <w:t xml:space="preserve">Hệ thống cho người dùng chọn loại phòng, nhập số lượng khách vậy </w:t>
-            </w:r>
-            <w:r>
-              <w:rPr>
-                <w:rFonts w:asciiTheme="majorHAnsi" w:hAnsiTheme="majorHAnsi" w:cstheme="majorHAnsi"/>
-                <w:sz w:val="32"/>
-                <w:szCs w:val="32"/>
-              </w:rPr>
-              <w:t>khi số lượng khách nhập vào quá số lượng mà loại phòng đó cho phép thì có hiển thị loại phòng đó lên cho khách chọn hay không và nếu vẫn hiển thị để khách hàng chọn chọn thì ví dụ như việc với số lượng khách là 3 nhưng người dùng chỉ chọn loại phòng có sức chứa chỉ 2 thì hệ thống sẽ xử lí như thế nào?</w:t>
-            </w:r>
-          </w:p>
-        </w:tc>
-      </w:tr>
-    </w:tbl>
-    <w:p>
-      <w:pPr>
-        <w:jc w:val="both"/>
-        <w:rPr>
-          <w:rFonts w:asciiTheme="majorHAnsi" w:hAnsiTheme="majorHAnsi" w:cstheme="majorHAnsi"/>
-          <w:sz w:val="32"/>
-          <w:szCs w:val="32"/>
-        </w:rPr>
-      </w:pPr>
-      <w:r>
-        <w:rPr>
-          <w:rFonts w:asciiTheme="majorHAnsi" w:hAnsiTheme="majorHAnsi" w:cstheme="majorHAnsi"/>
-          <w:sz w:val="32"/>
-          <w:szCs w:val="32"/>
-        </w:rPr>
-        <w:tab/>
-      </w:r>
-    </w:p>
-    <w:p>
-      <w:pPr>
-        <w:pStyle w:val="ListParagraph"/>
-        <w:numPr>
-          <w:ilvl w:val="0"/>
-          <w:numId w:val="1"/>
-        </w:numPr>
-        <w:jc w:val="both"/>
-        <w:rPr>
-          <w:rFonts w:asciiTheme="majorHAnsi" w:hAnsiTheme="majorHAnsi" w:cstheme="majorHAnsi"/>
-          <w:sz w:val="32"/>
-          <w:szCs w:val="32"/>
-        </w:rPr>
-      </w:pPr>
-      <w:r>
-        <w:rPr>
-          <w:rFonts w:asciiTheme="majorHAnsi" w:hAnsiTheme="majorHAnsi" w:cstheme="majorHAnsi"/>
-          <w:sz w:val="32"/>
-          <w:szCs w:val="32"/>
-        </w:rPr>
-        <w:t>Activity Diagram:</w:t>
-      </w:r>
-    </w:p>
-    <w:p>
-      <w:pPr>
-        <w:jc w:val="both"/>
-        <w:rPr>
-          <w:rFonts w:asciiTheme="majorHAnsi" w:hAnsiTheme="majorHAnsi" w:cstheme="majorHAnsi"/>
-          <w:sz w:val="32"/>
-          <w:szCs w:val="32"/>
-        </w:rPr>
-      </w:pPr>
-      <w:r>
-        <w:rPr>
-          <w:rFonts w:asciiTheme="majorHAnsi" w:hAnsiTheme="majorHAnsi" w:cstheme="majorHAnsi"/>
-          <w:sz w:val="32"/>
-          <w:szCs w:val="32"/>
-        </w:rPr>
-        <w:t>Viết lại bước 6 của Main flow:</w:t>
-      </w:r>
-    </w:p>
-    <w:p>
-      <w:pPr>
-        <w:pStyle w:val="ListParagraph"/>
-        <w:numPr>
-          <w:ilvl w:val="0"/>
-          <w:numId w:val="3"/>
-        </w:numPr>
-        <w:jc w:val="both"/>
-        <w:rPr>
-          <w:rFonts w:asciiTheme="majorHAnsi" w:hAnsiTheme="majorHAnsi" w:cstheme="majorHAnsi"/>
-          <w:sz w:val="32"/>
-          <w:szCs w:val="32"/>
-        </w:rPr>
-      </w:pPr>
-      <w:r>
-        <w:rPr>
-          <w:rFonts w:asciiTheme="majorHAnsi" w:hAnsiTheme="majorHAnsi" w:cstheme="majorHAnsi"/>
-          <w:sz w:val="32"/>
-          <w:szCs w:val="32"/>
-        </w:rPr>
-        <w:t>6.1: Hệ thống tiến hành cập nhật trạng thái phòng đã được khách hàng đặt và sắp xếp lại các loại phòng còn trống.</w:t>
-      </w:r>
-    </w:p>
-    <w:p>
-      <w:pPr>
-        <w:pStyle w:val="ListParagraph"/>
-        <w:numPr>
-          <w:ilvl w:val="0"/>
-          <w:numId w:val="3"/>
-        </w:numPr>
-        <w:jc w:val="both"/>
-        <w:rPr>
-          <w:rFonts w:asciiTheme="majorHAnsi" w:hAnsiTheme="majorHAnsi" w:cstheme="majorHAnsi"/>
-          <w:sz w:val="32"/>
-          <w:szCs w:val="32"/>
-        </w:rPr>
-      </w:pPr>
-      <w:r>
-        <w:rPr>
-          <w:rFonts w:asciiTheme="majorHAnsi" w:hAnsiTheme="majorHAnsi" w:cstheme="majorHAnsi"/>
-          <w:sz w:val="32"/>
-          <w:szCs w:val="32"/>
-        </w:rPr>
-        <w:t>6.2: Tiến hành cấp mã đặt phòng cho khách hàng</w:t>
-      </w:r>
-    </w:p>
-    <w:p>
-      <w:pPr>
-        <w:pStyle w:val="ListParagraph"/>
-        <w:numPr>
-          <w:ilvl w:val="0"/>
-          <w:numId w:val="3"/>
-        </w:numPr>
-        <w:jc w:val="both"/>
-        <w:rPr>
-          <w:rFonts w:asciiTheme="majorHAnsi" w:hAnsiTheme="majorHAnsi" w:cstheme="majorHAnsi"/>
-          <w:sz w:val="32"/>
-          <w:szCs w:val="32"/>
-        </w:rPr>
-      </w:pPr>
-      <w:r>
-        <w:rPr>
-          <w:rFonts w:asciiTheme="majorHAnsi" w:hAnsiTheme="majorHAnsi" w:cstheme="majorHAnsi"/>
-          <w:sz w:val="32"/>
-          <w:szCs w:val="32"/>
-        </w:rPr>
-        <w:t>6.3: Hiển thị thông báo thành công trên giao diện hệ thống</w:t>
-      </w:r>
-    </w:p>
-    <w:p>
-      <w:pPr>
-        <w:pStyle w:val="ListParagraph"/>
-        <w:numPr>
-          <w:ilvl w:val="0"/>
-          <w:numId w:val="3"/>
-        </w:numPr>
-        <w:jc w:val="both"/>
-        <w:rPr>
-          <w:rFonts w:asciiTheme="majorHAnsi" w:hAnsiTheme="majorHAnsi" w:cstheme="majorHAnsi"/>
-          <w:sz w:val="32"/>
-          <w:szCs w:val="32"/>
-        </w:rPr>
-      </w:pPr>
-      <w:r>
-        <w:rPr>
-          <w:rFonts w:asciiTheme="majorHAnsi" w:hAnsiTheme="majorHAnsi" w:cstheme="majorHAnsi"/>
-          <w:sz w:val="32"/>
-          <w:szCs w:val="32"/>
-        </w:rPr>
-        <w:t>6.4: Tiến hành gửi email xác nhận đặt phòng thành công</w:t>
-      </w:r>
-    </w:p>
-    <w:p>
-      <w:pPr>
-        <w:jc w:val="both"/>
-        <w:rPr>
-          <w:rFonts w:asciiTheme="majorHAnsi" w:hAnsiTheme="majorHAnsi" w:cstheme="majorHAnsi"/>
-          <w:sz w:val="32"/>
-          <w:szCs w:val="32"/>
-        </w:rPr>
-      </w:pPr>
-      <w:r>
-        <w:rPr>
-          <w:rFonts w:asciiTheme="majorHAnsi" w:hAnsiTheme="majorHAnsi" w:cstheme="majorHAnsi"/>
-          <w:sz w:val="32"/>
-          <w:szCs w:val="32"/>
-        </w:rPr>
-        <w:t>Vẽ Activity Diagram:</w:t>
-      </w:r>
-    </w:p>
-    <w:p>
-      <w:pPr>
-        <w:jc w:val="both"/>
-        <w:rPr>
-          <w:rFonts w:asciiTheme="majorHAnsi" w:hAnsiTheme="majorHAnsi" w:cstheme="majorHAnsi"/>
-          <w:sz w:val="32"/>
-          <w:szCs w:val="32"/>
-        </w:rPr>
-      </w:pPr>
-      <w:r>
-        <w:rPr>
-          <w:rFonts w:asciiTheme="majorHAnsi" w:hAnsiTheme="majorHAnsi" w:cstheme="majorHAnsi"/>
-          <w:noProof/>
-          <w:sz w:val="32"/>
-          <w:szCs w:val="32"/>
-        </w:rPr>
-        <w:lastRenderedPageBreak/>
-        <w:drawing>
-          <wp:inline distT="0" distB="0" distL="0" distR="0" wp14:anchorId="497CFFCD" wp14:editId="5B6E492B">
-            <wp:extent cx="5349704" cy="5616427"/>
-            <wp:effectExtent l="0" t="0" r="3810" b="3810"/>
-            <wp:docPr id="2000557820" name="Picture 1"/>
-            <wp:cNvGraphicFramePr>
-              <a:graphicFrameLocks xmlns:a="http://schemas.openxmlformats.org/drawingml/2006/main" noChangeAspect="1"/>
-            </wp:cNvGraphicFramePr>
-            <a:graphic xmlns:a="http://schemas.openxmlformats.org/drawingml/2006/main">
-              <a:graphicData uri="http://schemas.openxmlformats.org/drawingml/2006/picture">
-                <pic:pic xmlns:pic="http://schemas.openxmlformats.org/drawingml/2006/picture">
-                  <pic:nvPicPr>
-                    <pic:cNvPr id="2000557820" name=""/>
-                    <pic:cNvPicPr/>
-                  </pic:nvPicPr>
-                  <pic:blipFill>
-                    <a:blip r:embed="rId5"/>
-                    <a:stretch>
-                      <a:fillRect/>
-                    </a:stretch>
-                  </pic:blipFill>
-                  <pic:spPr>
-                    <a:xfrm>
-                      <a:off x="0" y="0"/>
-                      <a:ext cx="5349704" cy="5616427"/>
-                    </a:xfrm>
-                    <a:prstGeom prst="rect">
-                      <a:avLst/>
-                    </a:prstGeom>
-                  </pic:spPr>
-                </pic:pic>
-              </a:graphicData>
-            </a:graphic>
-          </wp:inline>
-        </w:drawing>
-      </w:r>
-    </w:p>
-    <w:p>
-      <w:pPr>
-        <w:pStyle w:val="ListParagraph"/>
-        <w:numPr>
-          <w:ilvl w:val="0"/>
-          <w:numId w:val="1"/>
-        </w:numPr>
-        <w:jc w:val="both"/>
-        <w:rPr>
-          <w:rFonts w:asciiTheme="majorHAnsi" w:hAnsiTheme="majorHAnsi" w:cstheme="majorHAnsi"/>
-          <w:sz w:val="32"/>
-          <w:szCs w:val="32"/>
-        </w:rPr>
-      </w:pPr>
-      <w:r>
-        <w:rPr>
-          <w:rFonts w:asciiTheme="majorHAnsi" w:hAnsiTheme="majorHAnsi" w:cstheme="majorHAnsi"/>
-          <w:sz w:val="32"/>
-          <w:szCs w:val="32"/>
-        </w:rPr>
-        <w:t>Thiết kế ERD:</w:t>
-      </w:r>
-    </w:p>
-    <w:p>
-      <w:pPr>
-        <w:ind w:left="360"/>
-        <w:jc w:val="both"/>
-        <w:rPr>
-          <w:rFonts w:asciiTheme="majorHAnsi" w:hAnsiTheme="majorHAnsi" w:cstheme="majorHAnsi"/>
-          <w:sz w:val="32"/>
-          <w:szCs w:val="32"/>
-        </w:rPr>
-      </w:pPr>
-      <w:r>
-        <w:rPr>
-          <w:rFonts w:asciiTheme="majorHAnsi" w:hAnsiTheme="majorHAnsi" w:cstheme="majorHAnsi"/>
-          <w:sz w:val="32"/>
-          <w:szCs w:val="32"/>
-        </w:rPr>
-        <w:lastRenderedPageBreak/>
-        <w:drawing>
-          <wp:inline distT="0" distB="0" distL="0" distR="0" wp14:anchorId="2D13D723" wp14:editId="6D312EFB">
-            <wp:extent cx="5425910" cy="5944115"/>
-            <wp:effectExtent l="0" t="0" r="3810" b="0"/>
-            <wp:docPr id="1539227839" name="Picture 1"/>
-            <wp:cNvGraphicFramePr>
-              <a:graphicFrameLocks xmlns:a="http://schemas.openxmlformats.org/drawingml/2006/main" noChangeAspect="1"/>
-            </wp:cNvGraphicFramePr>
-            <a:graphic xmlns:a="http://schemas.openxmlformats.org/drawingml/2006/main">
-              <a:graphicData uri="http://schemas.openxmlformats.org/drawingml/2006/picture">
-                <pic:pic xmlns:pic="http://schemas.openxmlformats.org/drawingml/2006/picture">
-                  <pic:nvPicPr>
-                    <pic:cNvPr id="1539227839" name=""/>
-                    <pic:cNvPicPr/>
-                  </pic:nvPicPr>
-                  <pic:blipFill>
-                    <a:blip r:embed="rId6"/>
-                    <a:stretch>
-                      <a:fillRect/>
-                    </a:stretch>
-                  </pic:blipFill>
-                  <pic:spPr>
-                    <a:xfrm>
-                      <a:off x="0" y="0"/>
-                      <a:ext cx="5425910" cy="5944115"/>
-                    </a:xfrm>
-                    <a:prstGeom prst="rect">
-                      <a:avLst/>
-                    </a:prstGeom>
-                  </pic:spPr>
-                </pic:pic>
-              </a:graphicData>
-            </a:graphic>
-          </wp:inline>
-        </w:drawing>
-      </w:r>
-    </w:p>
-    <w:p>
-      <w:pPr>
-        <w:pStyle w:val="ListParagraph"/>
-        <w:numPr>
-          <w:ilvl w:val="0"/>
-          <w:numId w:val="1"/>
-        </w:numPr>
-        <w:jc w:val="both"/>
-        <w:rPr>
-          <w:rFonts w:asciiTheme="majorHAnsi" w:hAnsiTheme="majorHAnsi" w:cstheme="majorHAnsi"/>
-          <w:sz w:val="32"/>
-          <w:szCs w:val="32"/>
-        </w:rPr>
-      </w:pPr>
-      <w:r>
-        <w:rPr>
-          <w:rFonts w:asciiTheme="majorHAnsi" w:hAnsiTheme="majorHAnsi" w:cstheme="majorHAnsi"/>
-          <w:sz w:val="32"/>
-          <w:szCs w:val="32"/>
-        </w:rPr>
-        <w:t xml:space="preserve">UX-UI trên figma: </w:t>
-      </w:r>
-    </w:p>
-    <w:tbl>
-      <w:tblPr>
-        <w:tblStyle w:val="TableGrid"/>
-        <w:tblW w:w="0" w:type="auto"/>
-        <w:tblInd w:w="360" w:type="dxa"/>
-        <w:tblLook w:val="04A0" w:firstRow="1" w:lastRow="0" w:firstColumn="1" w:lastColumn="0" w:noHBand="0" w:noVBand="1"/>
-      </w:tblPr>
-      <w:tblGrid>
-        <w:gridCol w:w="2885"/>
-        <w:gridCol w:w="2885"/>
-        <w:gridCol w:w="2886"/>
-      </w:tblGrid>
-      <w:tr>
-        <w:tc>
-          <w:tcPr>
-            <w:tcW w:w="2885" w:type="dxa"/>
-          </w:tcPr>
-          <w:p>
-            <w:pPr>
-              <w:jc w:val="both"/>
-              <w:rPr>
-                <w:rFonts w:asciiTheme="majorHAnsi" w:hAnsiTheme="majorHAnsi" w:cstheme="majorHAnsi"/>
-                <w:sz w:val="32"/>
-                <w:szCs w:val="32"/>
-              </w:rPr>
-            </w:pPr>
-            <w:r>
-              <w:rPr>
-                <w:rFonts w:asciiTheme="majorHAnsi" w:hAnsiTheme="majorHAnsi" w:cstheme="majorHAnsi"/>
-                <w:sz w:val="32"/>
-                <w:szCs w:val="32"/>
-              </w:rPr>
-              <w:t>Lỗi</w:t>
-            </w:r>
-          </w:p>
-        </w:tc>
-        <w:tc>
-          <w:tcPr>
-            <w:tcW w:w="2885" w:type="dxa"/>
-          </w:tcPr>
-          <w:p>
-            <w:pPr>
-              <w:jc w:val="both"/>
-              <w:rPr>
-                <w:rFonts w:asciiTheme="majorHAnsi" w:hAnsiTheme="majorHAnsi" w:cstheme="majorHAnsi"/>
-                <w:sz w:val="32"/>
-                <w:szCs w:val="32"/>
-              </w:rPr>
-            </w:pPr>
-            <w:r>
-              <w:rPr>
-                <w:rFonts w:asciiTheme="majorHAnsi" w:hAnsiTheme="majorHAnsi" w:cstheme="majorHAnsi"/>
-                <w:sz w:val="32"/>
-                <w:szCs w:val="32"/>
-              </w:rPr>
-              <w:t>Nguyên tắc vi phạm</w:t>
-            </w:r>
-          </w:p>
-        </w:tc>
-        <w:tc>
-          <w:tcPr>
-            <w:tcW w:w="2886" w:type="dxa"/>
-          </w:tcPr>
-          <w:p>
-            <w:pPr>
-              <w:jc w:val="both"/>
-              <w:rPr>
-                <w:rFonts w:asciiTheme="majorHAnsi" w:hAnsiTheme="majorHAnsi" w:cstheme="majorHAnsi"/>
-                <w:sz w:val="32"/>
-                <w:szCs w:val="32"/>
-              </w:rPr>
-            </w:pPr>
-            <w:r>
-              <w:rPr>
-                <w:rFonts w:asciiTheme="majorHAnsi" w:hAnsiTheme="majorHAnsi" w:cstheme="majorHAnsi"/>
-                <w:sz w:val="32"/>
-                <w:szCs w:val="32"/>
-              </w:rPr>
-              <w:t>Cách sửa</w:t>
-            </w:r>
-          </w:p>
-        </w:tc>
-      </w:tr>
-      <w:tr>
-        <w:tc>
-          <w:tcPr>
-            <w:tcW w:w="2885" w:type="dxa"/>
-          </w:tcPr>
-          <w:p>
-            <w:pPr>
-              <w:jc w:val="both"/>
-              <w:rPr>
-                <w:rFonts w:asciiTheme="majorHAnsi" w:hAnsiTheme="majorHAnsi" w:cstheme="majorHAnsi"/>
-                <w:sz w:val="32"/>
-                <w:szCs w:val="32"/>
-              </w:rPr>
-            </w:pPr>
-            <w:r>
-              <w:rPr>
-                <w:rFonts w:asciiTheme="majorHAnsi" w:hAnsiTheme="majorHAnsi" w:cstheme="majorHAnsi"/>
-                <w:sz w:val="32"/>
-                <w:szCs w:val="32"/>
-              </w:rPr>
-              <w:t>Nút “Quay lại” có kích thước to và màu xanh trong khi đó nút “Tiếp tục” lại nhỏ hơn và màu trắng chìm với nền</w:t>
-            </w:r>
-          </w:p>
-        </w:tc>
-        <w:tc>
-          <w:tcPr>
-            <w:tcW w:w="2885" w:type="dxa"/>
-          </w:tcPr>
-          <w:p>
-            <w:pPr>
-              <w:jc w:val="both"/>
-              <w:rPr>
-                <w:rFonts w:asciiTheme="majorHAnsi" w:hAnsiTheme="majorHAnsi" w:cstheme="majorHAnsi"/>
-                <w:sz w:val="32"/>
-                <w:szCs w:val="32"/>
-              </w:rPr>
-            </w:pPr>
-          </w:p>
-        </w:tc>
-        <w:tc>
-          <w:tcPr>
-            <w:tcW w:w="2886" w:type="dxa"/>
-          </w:tcPr>
-          <w:p>
-            <w:pPr>
-              <w:jc w:val="both"/>
-              <w:rPr>
-                <w:rFonts w:asciiTheme="majorHAnsi" w:hAnsiTheme="majorHAnsi" w:cstheme="majorHAnsi"/>
-                <w:sz w:val="32"/>
-                <w:szCs w:val="32"/>
-              </w:rPr>
-            </w:pPr>
-            <w:r>
-              <w:rPr>
-                <w:rFonts w:asciiTheme="majorHAnsi" w:hAnsiTheme="majorHAnsi" w:cstheme="majorHAnsi"/>
-                <w:sz w:val="32"/>
-                <w:szCs w:val="32"/>
-              </w:rPr>
-              <w:t xml:space="preserve">+ Thay đổi màu sắc của hai </w:t>
-            </w:r>
-            <w:r>
-              <w:rPr>
-                <w:rFonts w:asciiTheme="majorHAnsi" w:hAnsiTheme="majorHAnsi" w:cstheme="majorHAnsi"/>
-                <w:sz w:val="32"/>
-                <w:szCs w:val="32"/>
-              </w:rPr>
-              <w:t>nút, nút “Quay lại” nên có màu nhạt hơn, nút “Tiếp tục” nên có màu sáng hơn đối với thị giác người dùng.</w:t>
-            </w:r>
-          </w:p>
-          <w:p>
-            <w:pPr>
-              <w:jc w:val="both"/>
-              <w:rPr>
-                <w:rFonts w:asciiTheme="majorHAnsi" w:hAnsiTheme="majorHAnsi" w:cstheme="majorHAnsi"/>
-                <w:sz w:val="32"/>
-                <w:szCs w:val="32"/>
-              </w:rPr>
-            </w:pPr>
-            <w:r>
-              <w:rPr>
-                <w:rFonts w:asciiTheme="majorHAnsi" w:hAnsiTheme="majorHAnsi" w:cstheme="majorHAnsi"/>
-                <w:sz w:val="32"/>
-                <w:szCs w:val="32"/>
-              </w:rPr>
-              <w:lastRenderedPageBreak/>
-              <w:t xml:space="preserve">+ Giảm kích thước của nút “Quay lại” và tăng kích thước của nút “Tiếp tục”. </w:t>
-            </w:r>
-          </w:p>
-        </w:tc>
-      </w:tr>
-      <w:tr>
-        <w:tc>
-          <w:tcPr>
-            <w:tcW w:w="2885" w:type="dxa"/>
-          </w:tcPr>
-          <w:p>
-            <w:pPr>
-              <w:jc w:val="both"/>
-              <w:rPr>
-                <w:rFonts w:asciiTheme="majorHAnsi" w:hAnsiTheme="majorHAnsi" w:cstheme="majorHAnsi"/>
-                <w:sz w:val="32"/>
-                <w:szCs w:val="32"/>
-              </w:rPr>
-            </w:pPr>
-            <w:r>
-              <w:rPr>
-                <w:rFonts w:asciiTheme="majorHAnsi" w:hAnsiTheme="majorHAnsi" w:cstheme="majorHAnsi"/>
-                <w:sz w:val="32"/>
-                <w:szCs w:val="32"/>
-              </w:rPr>
-              <w:lastRenderedPageBreak/>
-              <w:t>Ngày nhận phòng và ngày trả phòng đang dưới dạng nhập dữ liệu thủ công dễ gây sai sót về khi nhập thứ tự ngày tháng năm đối với người dùng</w:t>
-            </w:r>
-          </w:p>
-        </w:tc>
-        <w:tc>
-          <w:tcPr>
-            <w:tcW w:w="2885" w:type="dxa"/>
-          </w:tcPr>
-          <w:p>
-            <w:pPr>
-              <w:jc w:val="both"/>
-              <w:rPr>
-                <w:rFonts w:asciiTheme="majorHAnsi" w:hAnsiTheme="majorHAnsi" w:cstheme="majorHAnsi"/>
-                <w:sz w:val="32"/>
-                <w:szCs w:val="32"/>
-              </w:rPr>
-            </w:pPr>
-          </w:p>
-        </w:tc>
-        <w:tc>
-          <w:tcPr>
-            <w:tcW w:w="2886" w:type="dxa"/>
-          </w:tcPr>
-          <w:p>
-            <w:pPr>
-              <w:jc w:val="both"/>
-              <w:rPr>
-                <w:rFonts w:asciiTheme="majorHAnsi" w:hAnsiTheme="majorHAnsi" w:cstheme="majorHAnsi"/>
-                <w:sz w:val="32"/>
-                <w:szCs w:val="32"/>
-              </w:rPr>
-            </w:pPr>
-            <w:r>
-              <w:rPr>
-                <w:rFonts w:asciiTheme="majorHAnsi" w:hAnsiTheme="majorHAnsi" w:cstheme="majorHAnsi"/>
-                <w:sz w:val="32"/>
-                <w:szCs w:val="32"/>
-              </w:rPr>
-              <w:t>Thay đổi cách nhập từ thủ công sang cách chọn ngày tháng năm để dễ dang cho việc xử lí tính hợp lệ và cũng như dễ dàng cho người dùng chọn.</w:t>
-            </w:r>
-          </w:p>
-        </w:tc>
-      </w:tr>
-      <w:tr>
-        <w:tc>
-          <w:tcPr>
-            <w:tcW w:w="2885" w:type="dxa"/>
-          </w:tcPr>
-          <w:p>
-            <w:pPr>
-              <w:jc w:val="both"/>
-              <w:rPr>
-                <w:rFonts w:asciiTheme="majorHAnsi" w:hAnsiTheme="majorHAnsi" w:cstheme="majorHAnsi"/>
-                <w:sz w:val="32"/>
-                <w:szCs w:val="32"/>
-              </w:rPr>
-            </w:pPr>
-            <w:r>
-              <w:rPr>
-                <w:rFonts w:asciiTheme="majorHAnsi" w:hAnsiTheme="majorHAnsi" w:cstheme="majorHAnsi"/>
-                <w:sz w:val="32"/>
-                <w:szCs w:val="32"/>
-              </w:rPr>
-              <w:t>Các loại phòng đã hết số lượng vẫn đang được hiển thị ra đối với người dùng</w:t>
-            </w:r>
-          </w:p>
-        </w:tc>
-        <w:tc>
-          <w:tcPr>
-            <w:tcW w:w="2885" w:type="dxa"/>
-          </w:tcPr>
-          <w:p>
-            <w:pPr>
-              <w:jc w:val="both"/>
-              <w:rPr>
-                <w:rFonts w:asciiTheme="majorHAnsi" w:hAnsiTheme="majorHAnsi" w:cstheme="majorHAnsi"/>
-                <w:sz w:val="32"/>
-                <w:szCs w:val="32"/>
-              </w:rPr>
-            </w:pPr>
-          </w:p>
-        </w:tc>
-        <w:tc>
-          <w:tcPr>
-            <w:tcW w:w="2886" w:type="dxa"/>
-          </w:tcPr>
-          <w:p>
-            <w:pPr>
-              <w:jc w:val="both"/>
-              <w:rPr>
-                <w:rFonts w:asciiTheme="majorHAnsi" w:hAnsiTheme="majorHAnsi" w:cstheme="majorHAnsi"/>
-                <w:sz w:val="32"/>
-                <w:szCs w:val="32"/>
-              </w:rPr>
-            </w:pPr>
-            <w:r>
-              <w:rPr>
-                <w:rFonts w:asciiTheme="majorHAnsi" w:hAnsiTheme="majorHAnsi" w:cstheme="majorHAnsi"/>
-                <w:sz w:val="32"/>
-                <w:szCs w:val="32"/>
-              </w:rPr>
-              <w:t>Xóa bỏ các loại phòng đã hết số lượng</w:t>
-            </w:r>
-          </w:p>
-        </w:tc>
-      </w:tr>
-      <w:tr>
-        <w:tc>
-          <w:tcPr>
-            <w:tcW w:w="2885" w:type="dxa"/>
-          </w:tcPr>
-          <w:p>
-            <w:pPr>
-              <w:jc w:val="both"/>
-              <w:rPr>
-                <w:rFonts w:asciiTheme="majorHAnsi" w:hAnsiTheme="majorHAnsi" w:cstheme="majorHAnsi"/>
-                <w:sz w:val="32"/>
-                <w:szCs w:val="32"/>
-              </w:rPr>
-            </w:pPr>
-            <w:r>
-              <w:rPr>
-                <w:rFonts w:asciiTheme="majorHAnsi" w:hAnsiTheme="majorHAnsi" w:cstheme="majorHAnsi"/>
-                <w:sz w:val="32"/>
-                <w:szCs w:val="32"/>
-              </w:rPr>
-              <w:t xml:space="preserve">Khách hàng đang có thể cùng chọn nhiều loại phòng trong khi chưa rõ số lượng phòng là bao nhiêu </w:t>
-            </w:r>
-          </w:p>
-        </w:tc>
-        <w:tc>
-          <w:tcPr>
-            <w:tcW w:w="2885" w:type="dxa"/>
-          </w:tcPr>
-          <w:p>
-            <w:pPr>
-              <w:jc w:val="both"/>
-              <w:rPr>
-                <w:rFonts w:asciiTheme="majorHAnsi" w:hAnsiTheme="majorHAnsi" w:cstheme="majorHAnsi"/>
-                <w:sz w:val="32"/>
-                <w:szCs w:val="32"/>
-              </w:rPr>
-            </w:pPr>
-          </w:p>
-        </w:tc>
-        <w:tc>
-          <w:tcPr>
-            <w:tcW w:w="2886" w:type="dxa"/>
-          </w:tcPr>
-          <w:p>
-            <w:pPr>
-              <w:jc w:val="both"/>
-              <w:rPr>
-                <w:rFonts w:asciiTheme="majorHAnsi" w:hAnsiTheme="majorHAnsi" w:cstheme="majorHAnsi"/>
-                <w:sz w:val="32"/>
-                <w:szCs w:val="32"/>
-              </w:rPr>
-            </w:pPr>
-            <w:r>
-              <w:rPr>
-                <w:rFonts w:asciiTheme="majorHAnsi" w:hAnsiTheme="majorHAnsi" w:cstheme="majorHAnsi"/>
-                <w:sz w:val="32"/>
-                <w:szCs w:val="32"/>
-              </w:rPr>
-              <w:t>Để màu của loại phòng được chọn sáng hơn so với các loại phòng khách đồng thời ngăn chặn việc người dùng chọn thêm một loại phòng nữa.</w:t>
-            </w:r>
-          </w:p>
-        </w:tc>
-      </w:tr>
-    </w:tbl>
-    <w:p>
-      <w:pPr>
-        <w:ind w:left="360"/>
-        <w:jc w:val="both"/>
-        <w:rPr>
-          <w:rFonts w:asciiTheme="majorHAnsi" w:hAnsiTheme="majorHAnsi" w:cstheme="majorHAnsi"/>
-          <w:sz w:val="32"/>
-          <w:szCs w:val="32"/>
-        </w:rPr>
-      </w:pPr>
-    </w:p>
+    <w:p/>
     <w:sectPr>
       <w:pgSz w:w="11906" w:h="16838"/>
       <w:pgMar w:top="1440" w:right="1440" w:bottom="1440" w:left="1440" w:header="708" w:footer="708" w:gutter="0"/>
